--- a/docx/09-nat-pat/boletin-U09-avanzado-resuelto.docx
+++ b/docx/09-nat-pat/boletin-U09-avanzado-resuelto.docx
@@ -15,6 +15,9 @@
             <w:pStyle w:val="TOCHeading"/>
           </w:pPr>
           <w:r>
+            <w:rPr>
+              <w:lang w:val="es-ES"/>
+            </w:rPr>
             <w:t xml:space="preserve">Table of Contents</w:t>
           </w:r>
         </w:p>
@@ -34,6 +37,9 @@
         <w:pStyle w:val="Heading1"/>
       </w:pPr>
       <w:r>
+        <w:rPr>
+          <w:lang w:val="es-ES"/>
+        </w:rPr>
         <w:t xml:space="preserve">Boletín UD9 — Avanzado (Resuelto)</w:t>
       </w:r>
     </w:p>
@@ -44,6 +50,9 @@
         <w:pStyle w:val="Heading1"/>
       </w:pPr>
       <w:r>
+        <w:rPr>
+          <w:lang w:val="es-ES"/>
+        </w:rPr>
         <w:t xml:space="preserve">✅ Boletín UD9 — Avanzado (Resuelto)</w:t>
       </w:r>
     </w:p>
@@ -60,6 +69,9 @@
         <w:pStyle w:val="Heading2"/>
       </w:pPr>
       <w:r>
+        <w:rPr>
+          <w:lang w:val="es-ES"/>
+        </w:rPr>
         <w:t xml:space="preserve">1. Traducción manual</w:t>
       </w:r>
     </w:p>
@@ -88,6 +100,9 @@
               <w:pStyle w:val="Compact"/>
             </w:pPr>
             <w:r>
+              <w:rPr>
+                <w:lang w:val="es-ES"/>
+              </w:rPr>
               <w:t xml:space="preserve">Pro</w:t>
             </w:r>
           </w:p>
@@ -99,6 +114,9 @@
               <w:pStyle w:val="Compact"/>
             </w:pPr>
             <w:r>
+              <w:rPr>
+                <w:lang w:val="es-ES"/>
+              </w:rPr>
               <w:t xml:space="preserve">Inside global</w:t>
             </w:r>
           </w:p>
@@ -110,6 +128,9 @@
               <w:pStyle w:val="Compact"/>
             </w:pPr>
             <w:r>
+              <w:rPr>
+                <w:lang w:val="es-ES"/>
+              </w:rPr>
               <w:t xml:space="preserve">Inside local</w:t>
             </w:r>
           </w:p>
@@ -121,6 +142,9 @@
               <w:pStyle w:val="Compact"/>
             </w:pPr>
             <w:r>
+              <w:rPr>
+                <w:lang w:val="es-ES"/>
+              </w:rPr>
               <w:t xml:space="preserve">Outside local</w:t>
             </w:r>
           </w:p>
@@ -132,6 +156,9 @@
               <w:pStyle w:val="Compact"/>
             </w:pPr>
             <w:r>
+              <w:rPr>
+                <w:lang w:val="es-ES"/>
+              </w:rPr>
               <w:t xml:space="preserve">Outside global</w:t>
             </w:r>
           </w:p>
@@ -145,6 +172,9 @@
               <w:pStyle w:val="Compact"/>
             </w:pPr>
             <w:r>
+              <w:rPr>
+                <w:lang w:val="es-ES"/>
+              </w:rPr>
               <w:t xml:space="preserve">tcp</w:t>
             </w:r>
           </w:p>
@@ -156,12 +186,16 @@
               <w:pStyle w:val="Compact"/>
             </w:pPr>
             <w:r>
+              <w:rPr>
+                <w:lang w:val="es-ES"/>
+              </w:rPr>
               <w:t xml:space="preserve">83.45.12.78:</w:t>
             </w:r>
             <w:r>
               <w:rPr>
                 <w:b/>
                 <w:bCs/>
+                <w:lang w:val="es-ES"/>
               </w:rPr>
               <w:t xml:space="preserve">60001</w:t>
             </w:r>
@@ -174,6 +208,9 @@
               <w:pStyle w:val="Compact"/>
             </w:pPr>
             <w:r>
+              <w:rPr>
+                <w:lang w:val="es-ES"/>
+              </w:rPr>
               <w:t xml:space="preserve">192.168.1.10:50000</w:t>
             </w:r>
           </w:p>
@@ -185,6 +222,9 @@
               <w:pStyle w:val="Compact"/>
             </w:pPr>
             <w:r>
+              <w:rPr>
+                <w:lang w:val="es-ES"/>
+              </w:rPr>
               <w:t xml:space="preserve">8.8.8.8:80</w:t>
             </w:r>
           </w:p>
@@ -196,6 +236,9 @@
               <w:pStyle w:val="Compact"/>
             </w:pPr>
             <w:r>
+              <w:rPr>
+                <w:lang w:val="es-ES"/>
+              </w:rPr>
               <w:t xml:space="preserve">8.8.8.8:80</w:t>
             </w:r>
           </w:p>
@@ -209,6 +252,9 @@
               <w:pStyle w:val="Compact"/>
             </w:pPr>
             <w:r>
+              <w:rPr>
+                <w:lang w:val="es-ES"/>
+              </w:rPr>
               <w:t xml:space="preserve">udp</w:t>
             </w:r>
           </w:p>
@@ -223,6 +269,7 @@
               <w:rPr>
                 <w:b/>
                 <w:bCs/>
+                <w:lang w:val="es-ES"/>
               </w:rPr>
               <w:t xml:space="preserve">83.45.12.78:60002</w:t>
             </w:r>
@@ -235,6 +282,9 @@
               <w:pStyle w:val="Compact"/>
             </w:pPr>
             <w:r>
+              <w:rPr>
+                <w:lang w:val="es-ES"/>
+              </w:rPr>
               <w:t xml:space="preserve">192.168.1.20:50000</w:t>
             </w:r>
           </w:p>
@@ -246,6 +296,9 @@
               <w:pStyle w:val="Compact"/>
             </w:pPr>
             <w:r>
+              <w:rPr>
+                <w:lang w:val="es-ES"/>
+              </w:rPr>
               <w:t xml:space="preserve">8.8.8.8:53</w:t>
             </w:r>
           </w:p>
@@ -257,6 +310,9 @@
               <w:pStyle w:val="Compact"/>
             </w:pPr>
             <w:r>
+              <w:rPr>
+                <w:lang w:val="es-ES"/>
+              </w:rPr>
               <w:t xml:space="preserve">8.8.8.8:53</w:t>
             </w:r>
           </w:p>
@@ -268,6 +324,9 @@
         <w:pStyle w:val="BodyText"/>
       </w:pPr>
       <w:r>
+        <w:rPr>
+          <w:lang w:val="es-ES"/>
+        </w:rPr>
         <w:t xml:space="preserve">NAT asigna puertos únicos (60001, 60002) aunque los puertos origen sean iguales (50000).</w:t>
       </w:r>
     </w:p>
@@ -278,6 +337,9 @@
         <w:pStyle w:val="Heading2"/>
       </w:pPr>
       <w:r>
+        <w:rPr>
+          <w:lang w:val="es-ES"/>
+        </w:rPr>
         <w:t xml:space="preserve">2. Problema con FTP activo</w:t>
       </w:r>
     </w:p>
@@ -289,13 +351,20 @@
         <w:rPr>
           <w:b/>
           <w:bCs/>
+          <w:lang w:val="es-ES"/>
         </w:rPr>
         <w:t xml:space="preserve">Falla porque el servidor FTP externo intenta conectar directamente a 192.168.1.10:1025, pero esa IP es privada y no es accesible desde fuera.</w:t>
       </w:r>
       <w:r>
-        <w:t xml:space="preserve"> </w:t>
-      </w:r>
-      <w:r>
+        <w:rPr>
+          <w:lang w:val="es-ES"/>
+        </w:rPr>
+        <w:t xml:space="preserve"> </w:t>
+      </w:r>
+      <w:r>
+        <w:rPr>
+          <w:lang w:val="es-ES"/>
+        </w:rPr>
         <w:t xml:space="preserve">Además, NAT no traduce IPs dentro del payload del protocolo FTP (comando PORT).</w:t>
       </w:r>
     </w:p>
@@ -307,54 +376,90 @@
         <w:rPr>
           <w:b/>
           <w:bCs/>
+          <w:lang w:val="es-ES"/>
         </w:rPr>
         <w:t xml:space="preserve">Soluciones:</w:t>
       </w:r>
       <w:r>
-        <w:t xml:space="preserve"> </w:t>
-      </w:r>
-      <w:r>
+        <w:rPr>
+          <w:lang w:val="es-ES"/>
+        </w:rPr>
+        <w:t xml:space="preserve"> </w:t>
+      </w:r>
+      <w:r>
+        <w:rPr>
+          <w:lang w:val="es-ES"/>
+        </w:rPr>
         <w:t xml:space="preserve">- Usar</w:t>
       </w:r>
       <w:r>
+        <w:rPr>
+          <w:lang w:val="es-ES"/>
+        </w:rPr>
         <w:t xml:space="preserve"> </w:t>
       </w:r>
       <w:r>
         <w:rPr>
           <w:b/>
           <w:bCs/>
+          <w:lang w:val="es-ES"/>
         </w:rPr>
         <w:t xml:space="preserve">FTP pasivo</w:t>
       </w:r>
       <w:r>
+        <w:rPr>
+          <w:lang w:val="es-ES"/>
+        </w:rPr>
         <w:t xml:space="preserve">: el cliente inicia ambas conexiones.</w:t>
       </w:r>
       <w:r>
-        <w:t xml:space="preserve"> </w:t>
-      </w:r>
-      <w:r>
+        <w:rPr>
+          <w:lang w:val="es-ES"/>
+        </w:rPr>
+        <w:t xml:space="preserve"> </w:t>
+      </w:r>
+      <w:r>
+        <w:rPr>
+          <w:lang w:val="es-ES"/>
+        </w:rPr>
         <w:t xml:space="preserve">- Activar</w:t>
       </w:r>
       <w:r>
+        <w:rPr>
+          <w:lang w:val="es-ES"/>
+        </w:rPr>
         <w:t xml:space="preserve"> </w:t>
       </w:r>
       <w:r>
         <w:rPr>
           <w:b/>
           <w:bCs/>
+          <w:lang w:val="es-ES"/>
         </w:rPr>
         <w:t xml:space="preserve">ALG FTP</w:t>
       </w:r>
       <w:r>
-        <w:t xml:space="preserve"> </w:t>
-      </w:r>
-      <w:r>
+        <w:rPr>
+          <w:lang w:val="es-ES"/>
+        </w:rPr>
+        <w:t xml:space="preserve"> </w:t>
+      </w:r>
+      <w:r>
+        <w:rPr>
+          <w:lang w:val="es-ES"/>
+        </w:rPr>
         <w:t xml:space="preserve">en el router para que inspeccione y traduzca las IPs en el comando PORT.</w:t>
       </w:r>
       <w:r>
-        <w:t xml:space="preserve"> </w:t>
-      </w:r>
-      <w:r>
+        <w:rPr>
+          <w:lang w:val="es-ES"/>
+        </w:rPr>
+        <w:t xml:space="preserve"> </w:t>
+      </w:r>
+      <w:r>
+        <w:rPr>
+          <w:lang w:val="es-ES"/>
+        </w:rPr>
         <w:t xml:space="preserve">- Usar FTP sobre TLS/SSH.</w:t>
       </w:r>
     </w:p>
@@ -365,6 +470,9 @@
         <w:pStyle w:val="Heading2"/>
       </w:pPr>
       <w:r>
+        <w:rPr>
+          <w:lang w:val="es-ES"/>
+        </w:rPr>
         <w:t xml:space="preserve">3. Configuración multi-NAT</w:t>
       </w:r>
     </w:p>
@@ -476,6 +584,9 @@
         <w:pStyle w:val="Heading2"/>
       </w:pPr>
       <w:r>
+        <w:rPr>
+          <w:lang w:val="es-ES"/>
+        </w:rPr>
         <w:t xml:space="preserve">4. NAT + VPN</w:t>
       </w:r>
     </w:p>
@@ -487,13 +598,20 @@
         <w:rPr>
           <w:b/>
           <w:bCs/>
+          <w:lang w:val="es-ES"/>
         </w:rPr>
         <w:t xml:space="preserve">IPsec no pasa NAT porque NAT modifica la cabecera IP, y los protocolos AH y ESP usan hashes que verifican la integridad de la cabecera IP.</w:t>
       </w:r>
       <w:r>
-        <w:t xml:space="preserve"> </w:t>
-      </w:r>
-      <w:r>
+        <w:rPr>
+          <w:lang w:val="es-ES"/>
+        </w:rPr>
+        <w:t xml:space="preserve"> </w:t>
+      </w:r>
+      <w:r>
+        <w:rPr>
+          <w:lang w:val="es-ES"/>
+        </w:rPr>
         <w:t xml:space="preserve">Al cambiar la IP, el hash no coincide y el paquete se rechaza.</w:t>
       </w:r>
     </w:p>
@@ -505,23 +623,34 @@
         <w:rPr>
           <w:b/>
           <w:bCs/>
+          <w:lang w:val="es-ES"/>
         </w:rPr>
         <w:t xml:space="preserve">Solución:</w:t>
       </w:r>
       <w:r>
+        <w:rPr>
+          <w:lang w:val="es-ES"/>
+        </w:rPr>
         <w:t xml:space="preserve"> </w:t>
       </w:r>
       <w:r>
         <w:rPr>
           <w:b/>
           <w:bCs/>
+          <w:lang w:val="es-ES"/>
         </w:rPr>
         <w:t xml:space="preserve">NAT-T (NAT Traversal)</w:t>
       </w:r>
       <w:r>
-        <w:t xml:space="preserve"> </w:t>
-      </w:r>
-      <w:r>
+        <w:rPr>
+          <w:lang w:val="es-ES"/>
+        </w:rPr>
+        <w:t xml:space="preserve"> </w:t>
+      </w:r>
+      <w:r>
+        <w:rPr>
+          <w:lang w:val="es-ES"/>
+        </w:rPr>
         <w:t xml:space="preserve">— encapsula paquetes IPsec dentro de UDP (puerto 4500). NAT puede traducir UDP sin problemas, y IPsec viaja encapsulado.</w:t>
       </w:r>
     </w:p>
@@ -532,6 +661,9 @@
         <w:pStyle w:val="Heading2"/>
       </w:pPr>
       <w:r>
+        <w:rPr>
+          <w:lang w:val="es-ES"/>
+        </w:rPr>
         <w:t xml:space="preserve">5. Análisis de timeouts</w:t>
       </w:r>
     </w:p>
@@ -543,29 +675,46 @@
         <w:rPr>
           <w:b/>
           <w:bCs/>
+          <w:lang w:val="es-ES"/>
         </w:rPr>
         <w:t xml:space="preserve">El problema no es NAT, es el firewall o el propio router que tiene un timeout de sesión TCP menor que el de NAT.</w:t>
       </w:r>
       <w:r>
-        <w:t xml:space="preserve"> </w:t>
-      </w:r>
-      <w:r>
+        <w:rPr>
+          <w:lang w:val="es-ES"/>
+        </w:rPr>
+        <w:t xml:space="preserve"> </w:t>
+      </w:r>
+      <w:r>
+        <w:rPr>
+          <w:lang w:val="es-ES"/>
+        </w:rPr>
         <w:t xml:space="preserve">Muchos firewalls cierran conexiones TCP inactivas después de unos minutos. También puede ser el</w:t>
       </w:r>
       <w:r>
+        <w:rPr>
+          <w:lang w:val="es-ES"/>
+        </w:rPr>
         <w:t xml:space="preserve"> </w:t>
       </w:r>
       <w:r>
         <w:rPr>
           <w:b/>
           <w:bCs/>
+          <w:lang w:val="es-ES"/>
         </w:rPr>
         <w:t xml:space="preserve">keepalive TCP</w:t>
       </w:r>
       <w:r>
-        <w:t xml:space="preserve"> </w:t>
-      </w:r>
-      <w:r>
+        <w:rPr>
+          <w:lang w:val="es-ES"/>
+        </w:rPr>
+        <w:t xml:space="preserve"> </w:t>
+      </w:r>
+      <w:r>
+        <w:rPr>
+          <w:lang w:val="es-ES"/>
+        </w:rPr>
         <w:t xml:space="preserve">del cliente o servidor SSH.</w:t>
       </w:r>
     </w:p>
@@ -577,22 +726,33 @@
         <w:rPr>
           <w:b/>
           <w:bCs/>
+          <w:lang w:val="es-ES"/>
         </w:rPr>
         <w:t xml:space="preserve">Solución:</w:t>
       </w:r>
       <w:r>
-        <w:t xml:space="preserve"> </w:t>
-      </w:r>
-      <w:r>
+        <w:rPr>
+          <w:lang w:val="es-ES"/>
+        </w:rPr>
+        <w:t xml:space="preserve"> </w:t>
+      </w:r>
+      <w:r>
+        <w:rPr>
+          <w:lang w:val="es-ES"/>
+        </w:rPr>
         <w:t xml:space="preserve">Configurar keepalive SSH en el cliente (</w:t>
       </w:r>
       <w:r>
         <w:rPr>
           <w:rStyle w:val="VerbatimChar"/>
+          <w:lang w:val="es-ES"/>
         </w:rPr>
         <w:t xml:space="preserve">ServerAliveInterval 60</w:t>
       </w:r>
       <w:r>
+        <w:rPr>
+          <w:lang w:val="es-ES"/>
+        </w:rPr>
         <w:t xml:space="preserve">), o ajustar el timeout de sesión TCP en el router.</w:t>
       </w:r>
     </w:p>
@@ -603,6 +763,9 @@
         <w:pStyle w:val="Heading2"/>
       </w:pPr>
       <w:r>
+        <w:rPr>
+          <w:lang w:val="es-ES"/>
+        </w:rPr>
         <w:t xml:space="preserve">6. NAT y servidores duales</w:t>
       </w:r>
     </w:p>
@@ -1113,6 +1276,9 @@
         <w:pStyle w:val="Heading2"/>
       </w:pPr>
       <w:r>
+        <w:rPr>
+          <w:lang w:val="es-ES"/>
+        </w:rPr>
         <w:t xml:space="preserve">7. Multi-NAT: servidores duales + PAT simultáneo</w:t>
       </w:r>
     </w:p>
@@ -1636,13 +1802,20 @@
         <w:rPr>
           <w:b/>
           <w:bCs/>
+          <w:lang w:val="es-ES"/>
         </w:rPr>
         <w:t xml:space="preserve">Nota:</w:t>
       </w:r>
       <w:r>
-        <w:t xml:space="preserve"> </w:t>
-      </w:r>
-      <w:r>
+        <w:rPr>
+          <w:lang w:val="es-ES"/>
+        </w:rPr>
+        <w:t xml:space="preserve"> </w:t>
+      </w:r>
+      <w:r>
+        <w:rPr>
+          <w:lang w:val="es-ES"/>
+        </w:rPr>
         <w:t xml:space="preserve">las traducciones estáticas y el PAT conviven sin problema. El tráfico de los usuarios usa el overload con puertos efímeros; las reglas estáticas tienen prioridad sobre sus puertos concretos (8080, 8443, 25, 587, 993).</w:t>
       </w:r>
     </w:p>
@@ -1653,12 +1826,21 @@
         <w:pStyle w:val="Heading2"/>
       </w:pPr>
       <w:r>
+        <w:rPr>
+          <w:lang w:val="es-ES"/>
+        </w:rPr>
         <w:t xml:space="preserve">8. Diagnóstico:</w:t>
       </w:r>
       <w:r>
-        <w:t xml:space="preserve"> </w:t>
-      </w:r>
-      <w:r>
+        <w:rPr>
+          <w:lang w:val="es-ES"/>
+        </w:rPr>
+        <w:t xml:space="preserve"> </w:t>
+      </w:r>
+      <w:r>
+        <w:rPr>
+          <w:lang w:val="es-ES"/>
+        </w:rPr>
         <w:t xml:space="preserve">“no salimos a Internet”</w:t>
       </w:r>
     </w:p>
@@ -1673,6 +1855,7 @@
         <w:rPr>
           <w:b/>
           <w:bCs/>
+          <w:lang w:val="es-ES"/>
         </w:rPr>
         <w:t xml:space="preserve">Orden de comprobaciones (de básico a específico):</w:t>
       </w:r>
@@ -1688,13 +1871,20 @@
       <w:r>
         <w:rPr>
           <w:rStyle w:val="VerbatimChar"/>
+          <w:lang w:val="es-ES"/>
         </w:rPr>
         <w:t xml:space="preserve">ping 192.168.1.1</w:t>
       </w:r>
       <w:r>
-        <w:t xml:space="preserve"> </w:t>
-      </w:r>
-      <w:r>
+        <w:rPr>
+          <w:lang w:val="es-ES"/>
+        </w:rPr>
+        <w:t xml:space="preserve"> </w:t>
+      </w:r>
+      <w:r>
+        <w:rPr>
+          <w:lang w:val="es-ES"/>
+        </w:rPr>
         <w:t xml:space="preserve">desde un PC → ¿la LAN está viva?</w:t>
       </w:r>
     </w:p>
@@ -1709,13 +1899,20 @@
       <w:r>
         <w:rPr>
           <w:rStyle w:val="VerbatimChar"/>
+          <w:lang w:val="es-ES"/>
         </w:rPr>
         <w:t xml:space="preserve">ping 203.0.113.2</w:t>
       </w:r>
       <w:r>
-        <w:t xml:space="preserve"> </w:t>
-      </w:r>
-      <w:r>
+        <w:rPr>
+          <w:lang w:val="es-ES"/>
+        </w:rPr>
+        <w:t xml:space="preserve"> </w:t>
+      </w:r>
+      <w:r>
+        <w:rPr>
+          <w:lang w:val="es-ES"/>
+        </w:rPr>
         <w:t xml:space="preserve">desde un PC → ¿el paquete llega hasta la WAN del router?</w:t>
       </w:r>
     </w:p>
@@ -1730,13 +1927,20 @@
       <w:r>
         <w:rPr>
           <w:rStyle w:val="VerbatimChar"/>
+          <w:lang w:val="es-ES"/>
         </w:rPr>
         <w:t xml:space="preserve">ping 8.8.8.8</w:t>
       </w:r>
       <w:r>
-        <w:t xml:space="preserve"> </w:t>
-      </w:r>
-      <w:r>
+        <w:rPr>
+          <w:lang w:val="es-ES"/>
+        </w:rPr>
+        <w:t xml:space="preserve"> </w:t>
+      </w:r>
+      <w:r>
+        <w:rPr>
+          <w:lang w:val="es-ES"/>
+        </w:rPr>
         <w:t xml:space="preserve">desde el propio R1 → ¿tiene el router salida real?</w:t>
       </w:r>
     </w:p>
@@ -1751,13 +1955,20 @@
       <w:r>
         <w:rPr>
           <w:rStyle w:val="VerbatimChar"/>
+          <w:lang w:val="es-ES"/>
         </w:rPr>
         <w:t xml:space="preserve">show ip nat translations</w:t>
       </w:r>
       <w:r>
-        <w:t xml:space="preserve"> </w:t>
-      </w:r>
-      <w:r>
+        <w:rPr>
+          <w:lang w:val="es-ES"/>
+        </w:rPr>
+        <w:t xml:space="preserve"> </w:t>
+      </w:r>
+      <w:r>
+        <w:rPr>
+          <w:lang w:val="es-ES"/>
+        </w:rPr>
         <w:t xml:space="preserve">→ ¿hay traducciones activas?</w:t>
       </w:r>
     </w:p>
@@ -1770,21 +1981,34 @@
         </w:numPr>
       </w:pPr>
       <w:r>
+        <w:rPr>
+          <w:lang w:val="es-ES"/>
+        </w:rPr>
         <w:t xml:space="preserve">Revisar la access-list (¿permite la red correcta?) y el</w:t>
       </w:r>
       <w:r>
+        <w:rPr>
+          <w:lang w:val="es-ES"/>
+        </w:rPr>
         <w:t xml:space="preserve"> </w:t>
       </w:r>
       <w:r>
         <w:rPr>
           <w:rStyle w:val="VerbatimChar"/>
+          <w:lang w:val="es-ES"/>
         </w:rPr>
         <w:t xml:space="preserve">overload</w:t>
       </w:r>
       <w:r>
-        <w:t xml:space="preserve"> </w:t>
-      </w:r>
-      <w:r>
+        <w:rPr>
+          <w:lang w:val="es-ES"/>
+        </w:rPr>
+        <w:t xml:space="preserve"> </w:t>
+      </w:r>
+      <w:r>
+        <w:rPr>
+          <w:lang w:val="es-ES"/>
+        </w:rPr>
         <w:t xml:space="preserve">(¿está puesto?).</w:t>
       </w:r>
     </w:p>
@@ -1797,21 +2021,34 @@
         </w:numPr>
       </w:pPr>
       <w:r>
+        <w:rPr>
+          <w:lang w:val="es-ES"/>
+        </w:rPr>
         <w:t xml:space="preserve">Verificar las marcas</w:t>
       </w:r>
       <w:r>
+        <w:rPr>
+          <w:lang w:val="es-ES"/>
+        </w:rPr>
         <w:t xml:space="preserve"> </w:t>
       </w:r>
       <w:r>
         <w:rPr>
           <w:rStyle w:val="VerbatimChar"/>
+          <w:lang w:val="es-ES"/>
         </w:rPr>
         <w:t xml:space="preserve">ip nat inside/outside</w:t>
       </w:r>
       <w:r>
-        <w:t xml:space="preserve"> </w:t>
-      </w:r>
-      <w:r>
+        <w:rPr>
+          <w:lang w:val="es-ES"/>
+        </w:rPr>
+        <w:t xml:space="preserve"> </w:t>
+      </w:r>
+      <w:r>
+        <w:rPr>
+          <w:lang w:val="es-ES"/>
+        </w:rPr>
         <w:t xml:space="preserve">en las interfaces.</w:t>
       </w:r>
     </w:p>
@@ -1827,6 +2064,7 @@
           <w:rStyle w:val="VerbatimChar"/>
           <w:b/>
           <w:bCs/>
+          <w:lang w:val="es-ES"/>
         </w:rPr>
         <w:t xml:space="preserve">show ip nat translations</w:t>
       </w:r>
@@ -1834,28 +2072,45 @@
         <w:rPr>
           <w:b/>
           <w:bCs/>
+          <w:lang w:val="es-ES"/>
         </w:rPr>
         <w:t xml:space="preserve">.</w:t>
       </w:r>
       <w:r>
-        <w:t xml:space="preserve"> </w:t>
-      </w:r>
-      <w:r>
+        <w:rPr>
+          <w:lang w:val="es-ES"/>
+        </w:rPr>
+        <w:t xml:space="preserve"> </w:t>
+      </w:r>
+      <w:r>
+        <w:rPr>
+          <w:lang w:val="es-ES"/>
+        </w:rPr>
         <w:t xml:space="preserve">Esperas ver entradas del tipo</w:t>
       </w:r>
       <w:r>
+        <w:rPr>
+          <w:lang w:val="es-ES"/>
+        </w:rPr>
         <w:t xml:space="preserve"> </w:t>
       </w:r>
       <w:r>
         <w:rPr>
           <w:rStyle w:val="VerbatimChar"/>
+          <w:lang w:val="es-ES"/>
         </w:rPr>
         <w:t xml:space="preserve">tcp 83.45.12.78:puerto ... 192.168.1.X:puerto ...</w:t>
       </w:r>
       <w:r>
-        <w:t xml:space="preserve"> </w:t>
-      </w:r>
-      <w:r>
+        <w:rPr>
+          <w:lang w:val="es-ES"/>
+        </w:rPr>
+        <w:t xml:space="preserve"> </w:t>
+      </w:r>
+      <w:r>
+        <w:rPr>
+          <w:lang w:val="es-ES"/>
+        </w:rPr>
         <w:t xml:space="preserve">en cuanto los PCs generen tráfico hacia fuera.</w:t>
       </w:r>
     </w:p>
@@ -1867,22 +2122,35 @@
         </w:numPr>
       </w:pPr>
       <w:r>
+        <w:rPr>
+          <w:lang w:val="es-ES"/>
+        </w:rPr>
         <w:t xml:space="preserve">Si la tabla está</w:t>
       </w:r>
       <w:r>
+        <w:rPr>
+          <w:lang w:val="es-ES"/>
+        </w:rPr>
         <w:t xml:space="preserve"> </w:t>
       </w:r>
       <w:r>
         <w:rPr>
           <w:b/>
           <w:bCs/>
+          <w:lang w:val="es-ES"/>
         </w:rPr>
         <w:t xml:space="preserve">vacía</w:t>
       </w:r>
       <w:r>
-        <w:t xml:space="preserve"> </w:t>
-      </w:r>
-      <w:r>
+        <w:rPr>
+          <w:lang w:val="es-ES"/>
+        </w:rPr>
+        <w:t xml:space="preserve"> </w:t>
+      </w:r>
+      <w:r>
+        <w:rPr>
+          <w:lang w:val="es-ES"/>
+        </w:rPr>
         <w:t xml:space="preserve">con tráfico circulando:</w:t>
       </w:r>
     </w:p>
@@ -1895,6 +2163,9 @@
         </w:numPr>
       </w:pPr>
       <w:r>
+        <w:rPr>
+          <w:lang w:val="es-ES"/>
+        </w:rPr>
         <w:t xml:space="preserve">La access-list no coincide con la red interna (red mal escrita o wildcard incorrecto).</w:t>
       </w:r>
     </w:p>
@@ -1907,21 +2178,34 @@
         </w:numPr>
       </w:pPr>
       <w:r>
+        <w:rPr>
+          <w:lang w:val="es-ES"/>
+        </w:rPr>
         <w:t xml:space="preserve">Falta la palabra</w:t>
       </w:r>
       <w:r>
+        <w:rPr>
+          <w:lang w:val="es-ES"/>
+        </w:rPr>
         <w:t xml:space="preserve"> </w:t>
       </w:r>
       <w:r>
         <w:rPr>
           <w:rStyle w:val="VerbatimChar"/>
+          <w:lang w:val="es-ES"/>
         </w:rPr>
         <w:t xml:space="preserve">overload</w:t>
       </w:r>
       <w:r>
-        <w:t xml:space="preserve"> </w:t>
-      </w:r>
-      <w:r>
+        <w:rPr>
+          <w:lang w:val="es-ES"/>
+        </w:rPr>
+        <w:t xml:space="preserve"> </w:t>
+      </w:r>
+      <w:r>
+        <w:rPr>
+          <w:lang w:val="es-ES"/>
+        </w:rPr>
         <w:t xml:space="preserve">en el comando PAT.</w:t>
       </w:r>
     </w:p>
@@ -1934,30 +2218,47 @@
         </w:numPr>
       </w:pPr>
       <w:r>
+        <w:rPr>
+          <w:lang w:val="es-ES"/>
+        </w:rPr>
         <w:t xml:space="preserve">Faltan</w:t>
       </w:r>
       <w:r>
+        <w:rPr>
+          <w:lang w:val="es-ES"/>
+        </w:rPr>
         <w:t xml:space="preserve"> </w:t>
       </w:r>
       <w:r>
         <w:rPr>
           <w:rStyle w:val="VerbatimChar"/>
+          <w:lang w:val="es-ES"/>
         </w:rPr>
         <w:t xml:space="preserve">ip nat inside</w:t>
       </w:r>
       <w:r>
+        <w:rPr>
+          <w:lang w:val="es-ES"/>
+        </w:rPr>
         <w:t xml:space="preserve">/</w:t>
       </w:r>
       <w:r>
         <w:rPr>
           <w:rStyle w:val="VerbatimChar"/>
+          <w:lang w:val="es-ES"/>
         </w:rPr>
         <w:t xml:space="preserve">ip nat outside</w:t>
       </w:r>
       <w:r>
-        <w:t xml:space="preserve"> </w:t>
-      </w:r>
-      <w:r>
+        <w:rPr>
+          <w:lang w:val="es-ES"/>
+        </w:rPr>
+        <w:t xml:space="preserve"> </w:t>
+      </w:r>
+      <w:r>
+        <w:rPr>
+          <w:lang w:val="es-ES"/>
+        </w:rPr>
         <w:t xml:space="preserve">en las interfaces.</w:t>
       </w:r>
     </w:p>
@@ -1970,6 +2271,9 @@
         </w:numPr>
       </w:pPr>
       <w:r>
+        <w:rPr>
+          <w:lang w:val="es-ES"/>
+        </w:rPr>
         <w:t xml:space="preserve">El tráfico que se prueba no atraviesa las interfaces inside/outside (p. ej. se prueba desde el propio router).</w:t>
       </w:r>
     </w:p>
@@ -1984,70 +2288,119 @@
         <w:rPr>
           <w:b/>
           <w:bCs/>
+          <w:lang w:val="es-ES"/>
         </w:rPr>
         <w:t xml:space="preserve">Fallo real:</w:t>
       </w:r>
       <w:r>
-        <w:t xml:space="preserve"> </w:t>
-      </w:r>
-      <w:r>
+        <w:rPr>
+          <w:lang w:val="es-ES"/>
+        </w:rPr>
+        <w:t xml:space="preserve"> </w:t>
+      </w:r>
+      <w:r>
+        <w:rPr>
+          <w:lang w:val="es-ES"/>
+        </w:rPr>
         <w:t xml:space="preserve">sin</w:t>
       </w:r>
       <w:r>
+        <w:rPr>
+          <w:lang w:val="es-ES"/>
+        </w:rPr>
         <w:t xml:space="preserve"> </w:t>
       </w:r>
       <w:r>
         <w:rPr>
           <w:rStyle w:val="VerbatimChar"/>
+          <w:lang w:val="es-ES"/>
         </w:rPr>
         <w:t xml:space="preserve">ip nat inside</w:t>
       </w:r>
       <w:r>
-        <w:t xml:space="preserve"> </w:t>
-      </w:r>
-      <w:r>
+        <w:rPr>
+          <w:lang w:val="es-ES"/>
+        </w:rPr>
+        <w:t xml:space="preserve"> </w:t>
+      </w:r>
+      <w:r>
+        <w:rPr>
+          <w:lang w:val="es-ES"/>
+        </w:rPr>
         <w:t xml:space="preserve">en g0/0 ni</w:t>
       </w:r>
       <w:r>
+        <w:rPr>
+          <w:lang w:val="es-ES"/>
+        </w:rPr>
         <w:t xml:space="preserve"> </w:t>
       </w:r>
       <w:r>
         <w:rPr>
           <w:rStyle w:val="VerbatimChar"/>
+          <w:lang w:val="es-ES"/>
         </w:rPr>
         <w:t xml:space="preserve">ip nat outside</w:t>
       </w:r>
       <w:r>
-        <w:t xml:space="preserve"> </w:t>
-      </w:r>
-      <w:r>
+        <w:rPr>
+          <w:lang w:val="es-ES"/>
+        </w:rPr>
+        <w:t xml:space="preserve"> </w:t>
+      </w:r>
+      <w:r>
+        <w:rPr>
+          <w:lang w:val="es-ES"/>
+        </w:rPr>
         <w:t xml:space="preserve">en g0/1, NAT no tiene</w:t>
       </w:r>
       <w:r>
-        <w:t xml:space="preserve"> </w:t>
-      </w:r>
-      <w:r>
+        <w:rPr>
+          <w:lang w:val="es-ES"/>
+        </w:rPr>
+        <w:t xml:space="preserve"> </w:t>
+      </w:r>
+      <w:r>
+        <w:rPr>
+          <w:lang w:val="es-ES"/>
+        </w:rPr>
         <w:t xml:space="preserve">“puertas”</w:t>
       </w:r>
       <w:r>
-        <w:t xml:space="preserve"> </w:t>
-      </w:r>
-      <w:r>
+        <w:rPr>
+          <w:lang w:val="es-ES"/>
+        </w:rPr>
+        <w:t xml:space="preserve"> </w:t>
+      </w:r>
+      <w:r>
+        <w:rPr>
+          <w:lang w:val="es-ES"/>
+        </w:rPr>
         <w:t xml:space="preserve">de traducción. La regla</w:t>
       </w:r>
       <w:r>
+        <w:rPr>
+          <w:lang w:val="es-ES"/>
+        </w:rPr>
         <w:t xml:space="preserve"> </w:t>
       </w:r>
       <w:r>
         <w:rPr>
           <w:rStyle w:val="VerbatimChar"/>
+          <w:lang w:val="es-ES"/>
         </w:rPr>
         <w:t xml:space="preserve">ip nat inside source list 1 interface g0/1 overload</w:t>
       </w:r>
       <w:r>
-        <w:t xml:space="preserve"> </w:t>
-      </w:r>
-      <w:r>
+        <w:rPr>
+          <w:lang w:val="es-ES"/>
+        </w:rPr>
+        <w:t xml:space="preserve"> </w:t>
+      </w:r>
+      <w:r>
+        <w:rPr>
+          <w:lang w:val="es-ES"/>
+        </w:rPr>
         <w:t xml:space="preserve">dice QUÉ traducir y A DÓNDE, pero NAT necesita saber qué tráfico es interno y cuál externo. Sin esas marcas de interfaz, los paquetes de la LAN se reenvían tal cual (o se descartan) y la tabla NAT permanece vacía: exactamente el síntoma observado.</w:t>
       </w:r>
     </w:p>

--- a/docx/09-nat-pat/boletin-U09-avanzado-resuelto.docx
+++ b/docx/09-nat-pat/boletin-U09-avanzado-resuelto.docx
@@ -15,9 +15,6 @@
             <w:pStyle w:val="TOCHeading"/>
           </w:pPr>
           <w:r>
-            <w:rPr>
-              <w:lang w:val="es-ES"/>
-            </w:rPr>
             <w:t xml:space="preserve">Table of Contents</w:t>
           </w:r>
         </w:p>
@@ -37,9 +34,6 @@
         <w:pStyle w:val="Heading1"/>
       </w:pPr>
       <w:r>
-        <w:rPr>
-          <w:lang w:val="es-ES"/>
-        </w:rPr>
         <w:t xml:space="preserve">Boletín UD9 — Avanzado (Resuelto)</w:t>
       </w:r>
     </w:p>
@@ -50,9 +44,6 @@
         <w:pStyle w:val="Heading1"/>
       </w:pPr>
       <w:r>
-        <w:rPr>
-          <w:lang w:val="es-ES"/>
-        </w:rPr>
         <w:t xml:space="preserve">✅ Boletín UD9 — Avanzado (Resuelto)</w:t>
       </w:r>
     </w:p>
@@ -69,9 +60,6 @@
         <w:pStyle w:val="Heading2"/>
       </w:pPr>
       <w:r>
-        <w:rPr>
-          <w:lang w:val="es-ES"/>
-        </w:rPr>
         <w:t xml:space="preserve">1. Traducción manual</w:t>
       </w:r>
     </w:p>
@@ -100,9 +88,6 @@
               <w:pStyle w:val="Compact"/>
             </w:pPr>
             <w:r>
-              <w:rPr>
-                <w:lang w:val="es-ES"/>
-              </w:rPr>
               <w:t xml:space="preserve">Pro</w:t>
             </w:r>
           </w:p>
@@ -114,9 +99,6 @@
               <w:pStyle w:val="Compact"/>
             </w:pPr>
             <w:r>
-              <w:rPr>
-                <w:lang w:val="es-ES"/>
-              </w:rPr>
               <w:t xml:space="preserve">Inside global</w:t>
             </w:r>
           </w:p>
@@ -128,9 +110,6 @@
               <w:pStyle w:val="Compact"/>
             </w:pPr>
             <w:r>
-              <w:rPr>
-                <w:lang w:val="es-ES"/>
-              </w:rPr>
               <w:t xml:space="preserve">Inside local</w:t>
             </w:r>
           </w:p>
@@ -142,9 +121,6 @@
               <w:pStyle w:val="Compact"/>
             </w:pPr>
             <w:r>
-              <w:rPr>
-                <w:lang w:val="es-ES"/>
-              </w:rPr>
               <w:t xml:space="preserve">Outside local</w:t>
             </w:r>
           </w:p>
@@ -156,9 +132,6 @@
               <w:pStyle w:val="Compact"/>
             </w:pPr>
             <w:r>
-              <w:rPr>
-                <w:lang w:val="es-ES"/>
-              </w:rPr>
               <w:t xml:space="preserve">Outside global</w:t>
             </w:r>
           </w:p>
@@ -172,9 +145,6 @@
               <w:pStyle w:val="Compact"/>
             </w:pPr>
             <w:r>
-              <w:rPr>
-                <w:lang w:val="es-ES"/>
-              </w:rPr>
               <w:t xml:space="preserve">tcp</w:t>
             </w:r>
           </w:p>
@@ -186,16 +156,12 @@
               <w:pStyle w:val="Compact"/>
             </w:pPr>
             <w:r>
-              <w:rPr>
-                <w:lang w:val="es-ES"/>
-              </w:rPr>
               <w:t xml:space="preserve">83.45.12.78:</w:t>
             </w:r>
             <w:r>
               <w:rPr>
                 <w:b/>
                 <w:bCs/>
-                <w:lang w:val="es-ES"/>
               </w:rPr>
               <w:t xml:space="preserve">60001</w:t>
             </w:r>
@@ -208,9 +174,6 @@
               <w:pStyle w:val="Compact"/>
             </w:pPr>
             <w:r>
-              <w:rPr>
-                <w:lang w:val="es-ES"/>
-              </w:rPr>
               <w:t xml:space="preserve">192.168.1.10:50000</w:t>
             </w:r>
           </w:p>
@@ -222,9 +185,6 @@
               <w:pStyle w:val="Compact"/>
             </w:pPr>
             <w:r>
-              <w:rPr>
-                <w:lang w:val="es-ES"/>
-              </w:rPr>
               <w:t xml:space="preserve">8.8.8.8:80</w:t>
             </w:r>
           </w:p>
@@ -236,9 +196,6 @@
               <w:pStyle w:val="Compact"/>
             </w:pPr>
             <w:r>
-              <w:rPr>
-                <w:lang w:val="es-ES"/>
-              </w:rPr>
               <w:t xml:space="preserve">8.8.8.8:80</w:t>
             </w:r>
           </w:p>
@@ -252,9 +209,6 @@
               <w:pStyle w:val="Compact"/>
             </w:pPr>
             <w:r>
-              <w:rPr>
-                <w:lang w:val="es-ES"/>
-              </w:rPr>
               <w:t xml:space="preserve">udp</w:t>
             </w:r>
           </w:p>
@@ -269,7 +223,6 @@
               <w:rPr>
                 <w:b/>
                 <w:bCs/>
-                <w:lang w:val="es-ES"/>
               </w:rPr>
               <w:t xml:space="preserve">83.45.12.78:60002</w:t>
             </w:r>
@@ -282,9 +235,6 @@
               <w:pStyle w:val="Compact"/>
             </w:pPr>
             <w:r>
-              <w:rPr>
-                <w:lang w:val="es-ES"/>
-              </w:rPr>
               <w:t xml:space="preserve">192.168.1.20:50000</w:t>
             </w:r>
           </w:p>
@@ -296,9 +246,6 @@
               <w:pStyle w:val="Compact"/>
             </w:pPr>
             <w:r>
-              <w:rPr>
-                <w:lang w:val="es-ES"/>
-              </w:rPr>
               <w:t xml:space="preserve">8.8.8.8:53</w:t>
             </w:r>
           </w:p>
@@ -310,9 +257,6 @@
               <w:pStyle w:val="Compact"/>
             </w:pPr>
             <w:r>
-              <w:rPr>
-                <w:lang w:val="es-ES"/>
-              </w:rPr>
               <w:t xml:space="preserve">8.8.8.8:53</w:t>
             </w:r>
           </w:p>
@@ -324,9 +268,6 @@
         <w:pStyle w:val="BodyText"/>
       </w:pPr>
       <w:r>
-        <w:rPr>
-          <w:lang w:val="es-ES"/>
-        </w:rPr>
         <w:t xml:space="preserve">NAT asigna puertos únicos (60001, 60002) aunque los puertos origen sean iguales (50000).</w:t>
       </w:r>
     </w:p>
@@ -337,9 +278,6 @@
         <w:pStyle w:val="Heading2"/>
       </w:pPr>
       <w:r>
-        <w:rPr>
-          <w:lang w:val="es-ES"/>
-        </w:rPr>
         <w:t xml:space="preserve">2. Problema con FTP activo</w:t>
       </w:r>
     </w:p>
@@ -351,20 +289,13 @@
         <w:rPr>
           <w:b/>
           <w:bCs/>
-          <w:lang w:val="es-ES"/>
         </w:rPr>
         <w:t xml:space="preserve">Falla porque el servidor FTP externo intenta conectar directamente a 192.168.1.10:1025, pero esa IP es privada y no es accesible desde fuera.</w:t>
       </w:r>
       <w:r>
-        <w:rPr>
-          <w:lang w:val="es-ES"/>
-        </w:rPr>
-        <w:t xml:space="preserve"> </w:t>
-      </w:r>
-      <w:r>
-        <w:rPr>
-          <w:lang w:val="es-ES"/>
-        </w:rPr>
+        <w:t xml:space="preserve"> </w:t>
+      </w:r>
+      <w:r>
         <w:t xml:space="preserve">Además, NAT no traduce IPs dentro del payload del protocolo FTP (comando PORT).</w:t>
       </w:r>
     </w:p>
@@ -376,90 +307,54 @@
         <w:rPr>
           <w:b/>
           <w:bCs/>
-          <w:lang w:val="es-ES"/>
         </w:rPr>
         <w:t xml:space="preserve">Soluciones:</w:t>
       </w:r>
       <w:r>
-        <w:rPr>
-          <w:lang w:val="es-ES"/>
-        </w:rPr>
-        <w:t xml:space="preserve"> </w:t>
-      </w:r>
-      <w:r>
-        <w:rPr>
-          <w:lang w:val="es-ES"/>
-        </w:rPr>
+        <w:t xml:space="preserve"> </w:t>
+      </w:r>
+      <w:r>
         <w:t xml:space="preserve">- Usar</w:t>
       </w:r>
       <w:r>
-        <w:rPr>
-          <w:lang w:val="es-ES"/>
-        </w:rPr>
         <w:t xml:space="preserve"> </w:t>
       </w:r>
       <w:r>
         <w:rPr>
           <w:b/>
           <w:bCs/>
-          <w:lang w:val="es-ES"/>
         </w:rPr>
         <w:t xml:space="preserve">FTP pasivo</w:t>
       </w:r>
       <w:r>
-        <w:rPr>
-          <w:lang w:val="es-ES"/>
-        </w:rPr>
         <w:t xml:space="preserve">: el cliente inicia ambas conexiones.</w:t>
       </w:r>
       <w:r>
-        <w:rPr>
-          <w:lang w:val="es-ES"/>
-        </w:rPr>
-        <w:t xml:space="preserve"> </w:t>
-      </w:r>
-      <w:r>
-        <w:rPr>
-          <w:lang w:val="es-ES"/>
-        </w:rPr>
+        <w:t xml:space="preserve"> </w:t>
+      </w:r>
+      <w:r>
         <w:t xml:space="preserve">- Activar</w:t>
       </w:r>
       <w:r>
-        <w:rPr>
-          <w:lang w:val="es-ES"/>
-        </w:rPr>
         <w:t xml:space="preserve"> </w:t>
       </w:r>
       <w:r>
         <w:rPr>
           <w:b/>
           <w:bCs/>
-          <w:lang w:val="es-ES"/>
         </w:rPr>
         <w:t xml:space="preserve">ALG FTP</w:t>
       </w:r>
       <w:r>
-        <w:rPr>
-          <w:lang w:val="es-ES"/>
-        </w:rPr>
-        <w:t xml:space="preserve"> </w:t>
-      </w:r>
-      <w:r>
-        <w:rPr>
-          <w:lang w:val="es-ES"/>
-        </w:rPr>
+        <w:t xml:space="preserve"> </w:t>
+      </w:r>
+      <w:r>
         <w:t xml:space="preserve">en el router para que inspeccione y traduzca las IPs en el comando PORT.</w:t>
       </w:r>
       <w:r>
-        <w:rPr>
-          <w:lang w:val="es-ES"/>
-        </w:rPr>
-        <w:t xml:space="preserve"> </w:t>
-      </w:r>
-      <w:r>
-        <w:rPr>
-          <w:lang w:val="es-ES"/>
-        </w:rPr>
+        <w:t xml:space="preserve"> </w:t>
+      </w:r>
+      <w:r>
         <w:t xml:space="preserve">- Usar FTP sobre TLS/SSH.</w:t>
       </w:r>
     </w:p>
@@ -470,9 +365,6 @@
         <w:pStyle w:val="Heading2"/>
       </w:pPr>
       <w:r>
-        <w:rPr>
-          <w:lang w:val="es-ES"/>
-        </w:rPr>
         <w:t xml:space="preserve">3. Configuración multi-NAT</w:t>
       </w:r>
     </w:p>
@@ -584,9 +476,6 @@
         <w:pStyle w:val="Heading2"/>
       </w:pPr>
       <w:r>
-        <w:rPr>
-          <w:lang w:val="es-ES"/>
-        </w:rPr>
         <w:t xml:space="preserve">4. NAT + VPN</w:t>
       </w:r>
     </w:p>
@@ -598,20 +487,13 @@
         <w:rPr>
           <w:b/>
           <w:bCs/>
-          <w:lang w:val="es-ES"/>
         </w:rPr>
         <w:t xml:space="preserve">IPsec no pasa NAT porque NAT modifica la cabecera IP, y los protocolos AH y ESP usan hashes que verifican la integridad de la cabecera IP.</w:t>
       </w:r>
       <w:r>
-        <w:rPr>
-          <w:lang w:val="es-ES"/>
-        </w:rPr>
-        <w:t xml:space="preserve"> </w:t>
-      </w:r>
-      <w:r>
-        <w:rPr>
-          <w:lang w:val="es-ES"/>
-        </w:rPr>
+        <w:t xml:space="preserve"> </w:t>
+      </w:r>
+      <w:r>
         <w:t xml:space="preserve">Al cambiar la IP, el hash no coincide y el paquete se rechaza.</w:t>
       </w:r>
     </w:p>
@@ -623,34 +505,23 @@
         <w:rPr>
           <w:b/>
           <w:bCs/>
-          <w:lang w:val="es-ES"/>
         </w:rPr>
         <w:t xml:space="preserve">Solución:</w:t>
       </w:r>
       <w:r>
-        <w:rPr>
-          <w:lang w:val="es-ES"/>
-        </w:rPr>
         <w:t xml:space="preserve"> </w:t>
       </w:r>
       <w:r>
         <w:rPr>
           <w:b/>
           <w:bCs/>
-          <w:lang w:val="es-ES"/>
         </w:rPr>
         <w:t xml:space="preserve">NAT-T (NAT Traversal)</w:t>
       </w:r>
       <w:r>
-        <w:rPr>
-          <w:lang w:val="es-ES"/>
-        </w:rPr>
-        <w:t xml:space="preserve"> </w:t>
-      </w:r>
-      <w:r>
-        <w:rPr>
-          <w:lang w:val="es-ES"/>
-        </w:rPr>
+        <w:t xml:space="preserve"> </w:t>
+      </w:r>
+      <w:r>
         <w:t xml:space="preserve">— encapsula paquetes IPsec dentro de UDP (puerto 4500). NAT puede traducir UDP sin problemas, y IPsec viaja encapsulado.</w:t>
       </w:r>
     </w:p>
@@ -661,9 +532,6 @@
         <w:pStyle w:val="Heading2"/>
       </w:pPr>
       <w:r>
-        <w:rPr>
-          <w:lang w:val="es-ES"/>
-        </w:rPr>
         <w:t xml:space="preserve">5. Análisis de timeouts</w:t>
       </w:r>
     </w:p>
@@ -675,46 +543,29 @@
         <w:rPr>
           <w:b/>
           <w:bCs/>
-          <w:lang w:val="es-ES"/>
         </w:rPr>
         <w:t xml:space="preserve">El problema no es NAT, es el firewall o el propio router que tiene un timeout de sesión TCP menor que el de NAT.</w:t>
       </w:r>
       <w:r>
-        <w:rPr>
-          <w:lang w:val="es-ES"/>
-        </w:rPr>
-        <w:t xml:space="preserve"> </w:t>
-      </w:r>
-      <w:r>
-        <w:rPr>
-          <w:lang w:val="es-ES"/>
-        </w:rPr>
+        <w:t xml:space="preserve"> </w:t>
+      </w:r>
+      <w:r>
         <w:t xml:space="preserve">Muchos firewalls cierran conexiones TCP inactivas después de unos minutos. También puede ser el</w:t>
       </w:r>
       <w:r>
-        <w:rPr>
-          <w:lang w:val="es-ES"/>
-        </w:rPr>
         <w:t xml:space="preserve"> </w:t>
       </w:r>
       <w:r>
         <w:rPr>
           <w:b/>
           <w:bCs/>
-          <w:lang w:val="es-ES"/>
         </w:rPr>
         <w:t xml:space="preserve">keepalive TCP</w:t>
       </w:r>
       <w:r>
-        <w:rPr>
-          <w:lang w:val="es-ES"/>
-        </w:rPr>
-        <w:t xml:space="preserve"> </w:t>
-      </w:r>
-      <w:r>
-        <w:rPr>
-          <w:lang w:val="es-ES"/>
-        </w:rPr>
+        <w:t xml:space="preserve"> </w:t>
+      </w:r>
+      <w:r>
         <w:t xml:space="preserve">del cliente o servidor SSH.</w:t>
       </w:r>
     </w:p>
@@ -726,33 +577,22 @@
         <w:rPr>
           <w:b/>
           <w:bCs/>
-          <w:lang w:val="es-ES"/>
         </w:rPr>
         <w:t xml:space="preserve">Solución:</w:t>
       </w:r>
       <w:r>
-        <w:rPr>
-          <w:lang w:val="es-ES"/>
-        </w:rPr>
-        <w:t xml:space="preserve"> </w:t>
-      </w:r>
-      <w:r>
-        <w:rPr>
-          <w:lang w:val="es-ES"/>
-        </w:rPr>
+        <w:t xml:space="preserve"> </w:t>
+      </w:r>
+      <w:r>
         <w:t xml:space="preserve">Configurar keepalive SSH en el cliente (</w:t>
       </w:r>
       <w:r>
         <w:rPr>
           <w:rStyle w:val="VerbatimChar"/>
-          <w:lang w:val="es-ES"/>
         </w:rPr>
         <w:t xml:space="preserve">ServerAliveInterval 60</w:t>
       </w:r>
       <w:r>
-        <w:rPr>
-          <w:lang w:val="es-ES"/>
-        </w:rPr>
         <w:t xml:space="preserve">), o ajustar el timeout de sesión TCP en el router.</w:t>
       </w:r>
     </w:p>
@@ -763,9 +603,6 @@
         <w:pStyle w:val="Heading2"/>
       </w:pPr>
       <w:r>
-        <w:rPr>
-          <w:lang w:val="es-ES"/>
-        </w:rPr>
         <w:t xml:space="preserve">6. NAT y servidores duales</w:t>
       </w:r>
     </w:p>
@@ -1276,9 +1113,6 @@
         <w:pStyle w:val="Heading2"/>
       </w:pPr>
       <w:r>
-        <w:rPr>
-          <w:lang w:val="es-ES"/>
-        </w:rPr>
         <w:t xml:space="preserve">7. Multi-NAT: servidores duales + PAT simultáneo</w:t>
       </w:r>
     </w:p>
@@ -1802,20 +1636,13 @@
         <w:rPr>
           <w:b/>
           <w:bCs/>
-          <w:lang w:val="es-ES"/>
         </w:rPr>
         <w:t xml:space="preserve">Nota:</w:t>
       </w:r>
       <w:r>
-        <w:rPr>
-          <w:lang w:val="es-ES"/>
-        </w:rPr>
-        <w:t xml:space="preserve"> </w:t>
-      </w:r>
-      <w:r>
-        <w:rPr>
-          <w:lang w:val="es-ES"/>
-        </w:rPr>
+        <w:t xml:space="preserve"> </w:t>
+      </w:r>
+      <w:r>
         <w:t xml:space="preserve">las traducciones estáticas y el PAT conviven sin problema. El tráfico de los usuarios usa el overload con puertos efímeros; las reglas estáticas tienen prioridad sobre sus puertos concretos (8080, 8443, 25, 587, 993).</w:t>
       </w:r>
     </w:p>
@@ -1826,21 +1653,12 @@
         <w:pStyle w:val="Heading2"/>
       </w:pPr>
       <w:r>
-        <w:rPr>
-          <w:lang w:val="es-ES"/>
-        </w:rPr>
         <w:t xml:space="preserve">8. Diagnóstico:</w:t>
       </w:r>
       <w:r>
-        <w:rPr>
-          <w:lang w:val="es-ES"/>
-        </w:rPr>
-        <w:t xml:space="preserve"> </w:t>
-      </w:r>
-      <w:r>
-        <w:rPr>
-          <w:lang w:val="es-ES"/>
-        </w:rPr>
+        <w:t xml:space="preserve"> </w:t>
+      </w:r>
+      <w:r>
         <w:t xml:space="preserve">“no salimos a Internet”</w:t>
       </w:r>
     </w:p>
@@ -1855,7 +1673,6 @@
         <w:rPr>
           <w:b/>
           <w:bCs/>
-          <w:lang w:val="es-ES"/>
         </w:rPr>
         <w:t xml:space="preserve">Orden de comprobaciones (de básico a específico):</w:t>
       </w:r>
@@ -1871,20 +1688,13 @@
       <w:r>
         <w:rPr>
           <w:rStyle w:val="VerbatimChar"/>
-          <w:lang w:val="es-ES"/>
         </w:rPr>
         <w:t xml:space="preserve">ping 192.168.1.1</w:t>
       </w:r>
       <w:r>
-        <w:rPr>
-          <w:lang w:val="es-ES"/>
-        </w:rPr>
-        <w:t xml:space="preserve"> </w:t>
-      </w:r>
-      <w:r>
-        <w:rPr>
-          <w:lang w:val="es-ES"/>
-        </w:rPr>
+        <w:t xml:space="preserve"> </w:t>
+      </w:r>
+      <w:r>
         <w:t xml:space="preserve">desde un PC → ¿la LAN está viva?</w:t>
       </w:r>
     </w:p>
@@ -1899,20 +1709,13 @@
       <w:r>
         <w:rPr>
           <w:rStyle w:val="VerbatimChar"/>
-          <w:lang w:val="es-ES"/>
         </w:rPr>
         <w:t xml:space="preserve">ping 203.0.113.2</w:t>
       </w:r>
       <w:r>
-        <w:rPr>
-          <w:lang w:val="es-ES"/>
-        </w:rPr>
-        <w:t xml:space="preserve"> </w:t>
-      </w:r>
-      <w:r>
-        <w:rPr>
-          <w:lang w:val="es-ES"/>
-        </w:rPr>
+        <w:t xml:space="preserve"> </w:t>
+      </w:r>
+      <w:r>
         <w:t xml:space="preserve">desde un PC → ¿el paquete llega hasta la WAN del router?</w:t>
       </w:r>
     </w:p>
@@ -1927,20 +1730,13 @@
       <w:r>
         <w:rPr>
           <w:rStyle w:val="VerbatimChar"/>
-          <w:lang w:val="es-ES"/>
         </w:rPr>
         <w:t xml:space="preserve">ping 8.8.8.8</w:t>
       </w:r>
       <w:r>
-        <w:rPr>
-          <w:lang w:val="es-ES"/>
-        </w:rPr>
-        <w:t xml:space="preserve"> </w:t>
-      </w:r>
-      <w:r>
-        <w:rPr>
-          <w:lang w:val="es-ES"/>
-        </w:rPr>
+        <w:t xml:space="preserve"> </w:t>
+      </w:r>
+      <w:r>
         <w:t xml:space="preserve">desde el propio R1 → ¿tiene el router salida real?</w:t>
       </w:r>
     </w:p>
@@ -1955,20 +1751,13 @@
       <w:r>
         <w:rPr>
           <w:rStyle w:val="VerbatimChar"/>
-          <w:lang w:val="es-ES"/>
         </w:rPr>
         <w:t xml:space="preserve">show ip nat translations</w:t>
       </w:r>
       <w:r>
-        <w:rPr>
-          <w:lang w:val="es-ES"/>
-        </w:rPr>
-        <w:t xml:space="preserve"> </w:t>
-      </w:r>
-      <w:r>
-        <w:rPr>
-          <w:lang w:val="es-ES"/>
-        </w:rPr>
+        <w:t xml:space="preserve"> </w:t>
+      </w:r>
+      <w:r>
         <w:t xml:space="preserve">→ ¿hay traducciones activas?</w:t>
       </w:r>
     </w:p>
@@ -1981,34 +1770,21 @@
         </w:numPr>
       </w:pPr>
       <w:r>
-        <w:rPr>
-          <w:lang w:val="es-ES"/>
-        </w:rPr>
         <w:t xml:space="preserve">Revisar la access-list (¿permite la red correcta?) y el</w:t>
       </w:r>
       <w:r>
-        <w:rPr>
-          <w:lang w:val="es-ES"/>
-        </w:rPr>
         <w:t xml:space="preserve"> </w:t>
       </w:r>
       <w:r>
         <w:rPr>
           <w:rStyle w:val="VerbatimChar"/>
-          <w:lang w:val="es-ES"/>
         </w:rPr>
         <w:t xml:space="preserve">overload</w:t>
       </w:r>
       <w:r>
-        <w:rPr>
-          <w:lang w:val="es-ES"/>
-        </w:rPr>
-        <w:t xml:space="preserve"> </w:t>
-      </w:r>
-      <w:r>
-        <w:rPr>
-          <w:lang w:val="es-ES"/>
-        </w:rPr>
+        <w:t xml:space="preserve"> </w:t>
+      </w:r>
+      <w:r>
         <w:t xml:space="preserve">(¿está puesto?).</w:t>
       </w:r>
     </w:p>
@@ -2021,34 +1797,21 @@
         </w:numPr>
       </w:pPr>
       <w:r>
-        <w:rPr>
-          <w:lang w:val="es-ES"/>
-        </w:rPr>
         <w:t xml:space="preserve">Verificar las marcas</w:t>
       </w:r>
       <w:r>
-        <w:rPr>
-          <w:lang w:val="es-ES"/>
-        </w:rPr>
         <w:t xml:space="preserve"> </w:t>
       </w:r>
       <w:r>
         <w:rPr>
           <w:rStyle w:val="VerbatimChar"/>
-          <w:lang w:val="es-ES"/>
         </w:rPr>
         <w:t xml:space="preserve">ip nat inside/outside</w:t>
       </w:r>
       <w:r>
-        <w:rPr>
-          <w:lang w:val="es-ES"/>
-        </w:rPr>
-        <w:t xml:space="preserve"> </w:t>
-      </w:r>
-      <w:r>
-        <w:rPr>
-          <w:lang w:val="es-ES"/>
-        </w:rPr>
+        <w:t xml:space="preserve"> </w:t>
+      </w:r>
+      <w:r>
         <w:t xml:space="preserve">en las interfaces.</w:t>
       </w:r>
     </w:p>
@@ -2064,7 +1827,6 @@
           <w:rStyle w:val="VerbatimChar"/>
           <w:b/>
           <w:bCs/>
-          <w:lang w:val="es-ES"/>
         </w:rPr>
         <w:t xml:space="preserve">show ip nat translations</w:t>
       </w:r>
@@ -2072,45 +1834,28 @@
         <w:rPr>
           <w:b/>
           <w:bCs/>
-          <w:lang w:val="es-ES"/>
         </w:rPr>
         <w:t xml:space="preserve">.</w:t>
       </w:r>
       <w:r>
-        <w:rPr>
-          <w:lang w:val="es-ES"/>
-        </w:rPr>
-        <w:t xml:space="preserve"> </w:t>
-      </w:r>
-      <w:r>
-        <w:rPr>
-          <w:lang w:val="es-ES"/>
-        </w:rPr>
+        <w:t xml:space="preserve"> </w:t>
+      </w:r>
+      <w:r>
         <w:t xml:space="preserve">Esperas ver entradas del tipo</w:t>
       </w:r>
       <w:r>
-        <w:rPr>
-          <w:lang w:val="es-ES"/>
-        </w:rPr>
         <w:t xml:space="preserve"> </w:t>
       </w:r>
       <w:r>
         <w:rPr>
           <w:rStyle w:val="VerbatimChar"/>
-          <w:lang w:val="es-ES"/>
         </w:rPr>
         <w:t xml:space="preserve">tcp 83.45.12.78:puerto ... 192.168.1.X:puerto ...</w:t>
       </w:r>
       <w:r>
-        <w:rPr>
-          <w:lang w:val="es-ES"/>
-        </w:rPr>
-        <w:t xml:space="preserve"> </w:t>
-      </w:r>
-      <w:r>
-        <w:rPr>
-          <w:lang w:val="es-ES"/>
-        </w:rPr>
+        <w:t xml:space="preserve"> </w:t>
+      </w:r>
+      <w:r>
         <w:t xml:space="preserve">en cuanto los PCs generen tráfico hacia fuera.</w:t>
       </w:r>
     </w:p>
@@ -2122,35 +1867,22 @@
         </w:numPr>
       </w:pPr>
       <w:r>
-        <w:rPr>
-          <w:lang w:val="es-ES"/>
-        </w:rPr>
         <w:t xml:space="preserve">Si la tabla está</w:t>
       </w:r>
       <w:r>
-        <w:rPr>
-          <w:lang w:val="es-ES"/>
-        </w:rPr>
         <w:t xml:space="preserve"> </w:t>
       </w:r>
       <w:r>
         <w:rPr>
           <w:b/>
           <w:bCs/>
-          <w:lang w:val="es-ES"/>
         </w:rPr>
         <w:t xml:space="preserve">vacía</w:t>
       </w:r>
       <w:r>
-        <w:rPr>
-          <w:lang w:val="es-ES"/>
-        </w:rPr>
-        <w:t xml:space="preserve"> </w:t>
-      </w:r>
-      <w:r>
-        <w:rPr>
-          <w:lang w:val="es-ES"/>
-        </w:rPr>
+        <w:t xml:space="preserve"> </w:t>
+      </w:r>
+      <w:r>
         <w:t xml:space="preserve">con tráfico circulando:</w:t>
       </w:r>
     </w:p>
@@ -2163,9 +1895,6 @@
         </w:numPr>
       </w:pPr>
       <w:r>
-        <w:rPr>
-          <w:lang w:val="es-ES"/>
-        </w:rPr>
         <w:t xml:space="preserve">La access-list no coincide con la red interna (red mal escrita o wildcard incorrecto).</w:t>
       </w:r>
     </w:p>
@@ -2178,34 +1907,21 @@
         </w:numPr>
       </w:pPr>
       <w:r>
-        <w:rPr>
-          <w:lang w:val="es-ES"/>
-        </w:rPr>
         <w:t xml:space="preserve">Falta la palabra</w:t>
       </w:r>
       <w:r>
-        <w:rPr>
-          <w:lang w:val="es-ES"/>
-        </w:rPr>
         <w:t xml:space="preserve"> </w:t>
       </w:r>
       <w:r>
         <w:rPr>
           <w:rStyle w:val="VerbatimChar"/>
-          <w:lang w:val="es-ES"/>
         </w:rPr>
         <w:t xml:space="preserve">overload</w:t>
       </w:r>
       <w:r>
-        <w:rPr>
-          <w:lang w:val="es-ES"/>
-        </w:rPr>
-        <w:t xml:space="preserve"> </w:t>
-      </w:r>
-      <w:r>
-        <w:rPr>
-          <w:lang w:val="es-ES"/>
-        </w:rPr>
+        <w:t xml:space="preserve"> </w:t>
+      </w:r>
+      <w:r>
         <w:t xml:space="preserve">en el comando PAT.</w:t>
       </w:r>
     </w:p>
@@ -2218,47 +1934,30 @@
         </w:numPr>
       </w:pPr>
       <w:r>
-        <w:rPr>
-          <w:lang w:val="es-ES"/>
-        </w:rPr>
         <w:t xml:space="preserve">Faltan</w:t>
       </w:r>
       <w:r>
-        <w:rPr>
-          <w:lang w:val="es-ES"/>
-        </w:rPr>
         <w:t xml:space="preserve"> </w:t>
       </w:r>
       <w:r>
         <w:rPr>
           <w:rStyle w:val="VerbatimChar"/>
-          <w:lang w:val="es-ES"/>
         </w:rPr>
         <w:t xml:space="preserve">ip nat inside</w:t>
       </w:r>
       <w:r>
-        <w:rPr>
-          <w:lang w:val="es-ES"/>
-        </w:rPr>
         <w:t xml:space="preserve">/</w:t>
       </w:r>
       <w:r>
         <w:rPr>
           <w:rStyle w:val="VerbatimChar"/>
-          <w:lang w:val="es-ES"/>
         </w:rPr>
         <w:t xml:space="preserve">ip nat outside</w:t>
       </w:r>
       <w:r>
-        <w:rPr>
-          <w:lang w:val="es-ES"/>
-        </w:rPr>
-        <w:t xml:space="preserve"> </w:t>
-      </w:r>
-      <w:r>
-        <w:rPr>
-          <w:lang w:val="es-ES"/>
-        </w:rPr>
+        <w:t xml:space="preserve"> </w:t>
+      </w:r>
+      <w:r>
         <w:t xml:space="preserve">en las interfaces.</w:t>
       </w:r>
     </w:p>
@@ -2271,9 +1970,6 @@
         </w:numPr>
       </w:pPr>
       <w:r>
-        <w:rPr>
-          <w:lang w:val="es-ES"/>
-        </w:rPr>
         <w:t xml:space="preserve">El tráfico que se prueba no atraviesa las interfaces inside/outside (p. ej. se prueba desde el propio router).</w:t>
       </w:r>
     </w:p>
@@ -2288,119 +1984,70 @@
         <w:rPr>
           <w:b/>
           <w:bCs/>
-          <w:lang w:val="es-ES"/>
         </w:rPr>
         <w:t xml:space="preserve">Fallo real:</w:t>
       </w:r>
       <w:r>
-        <w:rPr>
-          <w:lang w:val="es-ES"/>
-        </w:rPr>
-        <w:t xml:space="preserve"> </w:t>
-      </w:r>
-      <w:r>
-        <w:rPr>
-          <w:lang w:val="es-ES"/>
-        </w:rPr>
+        <w:t xml:space="preserve"> </w:t>
+      </w:r>
+      <w:r>
         <w:t xml:space="preserve">sin</w:t>
       </w:r>
       <w:r>
-        <w:rPr>
-          <w:lang w:val="es-ES"/>
-        </w:rPr>
         <w:t xml:space="preserve"> </w:t>
       </w:r>
       <w:r>
         <w:rPr>
           <w:rStyle w:val="VerbatimChar"/>
-          <w:lang w:val="es-ES"/>
         </w:rPr>
         <w:t xml:space="preserve">ip nat inside</w:t>
       </w:r>
       <w:r>
-        <w:rPr>
-          <w:lang w:val="es-ES"/>
-        </w:rPr>
-        <w:t xml:space="preserve"> </w:t>
-      </w:r>
-      <w:r>
-        <w:rPr>
-          <w:lang w:val="es-ES"/>
-        </w:rPr>
+        <w:t xml:space="preserve"> </w:t>
+      </w:r>
+      <w:r>
         <w:t xml:space="preserve">en g0/0 ni</w:t>
       </w:r>
       <w:r>
-        <w:rPr>
-          <w:lang w:val="es-ES"/>
-        </w:rPr>
         <w:t xml:space="preserve"> </w:t>
       </w:r>
       <w:r>
         <w:rPr>
           <w:rStyle w:val="VerbatimChar"/>
-          <w:lang w:val="es-ES"/>
         </w:rPr>
         <w:t xml:space="preserve">ip nat outside</w:t>
       </w:r>
       <w:r>
-        <w:rPr>
-          <w:lang w:val="es-ES"/>
-        </w:rPr>
-        <w:t xml:space="preserve"> </w:t>
-      </w:r>
-      <w:r>
-        <w:rPr>
-          <w:lang w:val="es-ES"/>
-        </w:rPr>
+        <w:t xml:space="preserve"> </w:t>
+      </w:r>
+      <w:r>
         <w:t xml:space="preserve">en g0/1, NAT no tiene</w:t>
       </w:r>
       <w:r>
-        <w:rPr>
-          <w:lang w:val="es-ES"/>
-        </w:rPr>
-        <w:t xml:space="preserve"> </w:t>
-      </w:r>
-      <w:r>
-        <w:rPr>
-          <w:lang w:val="es-ES"/>
-        </w:rPr>
+        <w:t xml:space="preserve"> </w:t>
+      </w:r>
+      <w:r>
         <w:t xml:space="preserve">“puertas”</w:t>
       </w:r>
       <w:r>
-        <w:rPr>
-          <w:lang w:val="es-ES"/>
-        </w:rPr>
-        <w:t xml:space="preserve"> </w:t>
-      </w:r>
-      <w:r>
-        <w:rPr>
-          <w:lang w:val="es-ES"/>
-        </w:rPr>
+        <w:t xml:space="preserve"> </w:t>
+      </w:r>
+      <w:r>
         <w:t xml:space="preserve">de traducción. La regla</w:t>
       </w:r>
       <w:r>
-        <w:rPr>
-          <w:lang w:val="es-ES"/>
-        </w:rPr>
         <w:t xml:space="preserve"> </w:t>
       </w:r>
       <w:r>
         <w:rPr>
           <w:rStyle w:val="VerbatimChar"/>
-          <w:lang w:val="es-ES"/>
         </w:rPr>
         <w:t xml:space="preserve">ip nat inside source list 1 interface g0/1 overload</w:t>
       </w:r>
       <w:r>
-        <w:rPr>
-          <w:lang w:val="es-ES"/>
-        </w:rPr>
-        <w:t xml:space="preserve"> </w:t>
-      </w:r>
-      <w:r>
-        <w:rPr>
-          <w:lang w:val="es-ES"/>
-        </w:rPr>
+        <w:t xml:space="preserve"> </w:t>
+      </w:r>
+      <w:r>
         <w:t xml:space="preserve">dice QUÉ traducir y A DÓNDE, pero NAT necesita saber qué tráfico es interno y cuál externo. Sin esas marcas de interfaz, los paquetes de la LAN se reenvían tal cual (o se descartan) y la tabla NAT permanece vacía: exactamente el síntoma observado.</w:t>
       </w:r>
     </w:p>

--- a/docx/09-nat-pat/boletin-U09-avanzado-resuelto.docx
+++ b/docx/09-nat-pat/boletin-U09-avanzado-resuelto.docx
@@ -28,23 +28,23 @@
         </w:p>
       </w:sdtContent>
     </w:sdt>
-    <w:bookmarkStart w:id="9" w:name="boletín-ud9-avanzado-resuelto"/>
+    <w:bookmarkStart w:id="9" w:name="boletín-de-nat-y-pat-avanzado-resuelto"/>
     <w:p>
       <w:pPr>
         <w:pStyle w:val="Heading1"/>
       </w:pPr>
       <w:r>
-        <w:t xml:space="preserve">Boletín UD9 — Avanzado (Resuelto)</w:t>
+        <w:t xml:space="preserve">Boletín de NAT y PAT — Avanzado (Resuelto)</w:t>
       </w:r>
     </w:p>
     <w:bookmarkEnd w:id="9"/>
-    <w:bookmarkStart w:id="18" w:name="boletín-ud9-avanzado-resuelto-1"/>
+    <w:bookmarkStart w:id="18" w:name="boletín-de-nat-y-pat-avanzado-resuelto-1"/>
     <w:p>
       <w:pPr>
         <w:pStyle w:val="Heading1"/>
       </w:pPr>
       <w:r>
-        <w:t xml:space="preserve">✅ Boletín UD9 — Avanzado (Resuelto)</w:t>
+        <w:t xml:space="preserve">✅ Boletín de NAT y PAT — Avanzado (Resuelto)</w:t>
       </w:r>
     </w:p>
     <w:p>

--- a/docx/09-nat-pat/boletin-U09-avanzado-resuelto.docx
+++ b/docx/09-nat-pat/boletin-U09-avanzado-resuelto.docx
@@ -1850,7 +1850,7 @@
         <w:rPr>
           <w:rStyle w:val="VerbatimChar"/>
         </w:rPr>
-        <w:t xml:space="preserve">tcp 83.45.12.78:puerto ... 192.168.1.X:puerto ...</w:t>
+        <w:t xml:space="preserve">tcp 203.0.113.2:puerto ... 192.168.1.X:puerto ...</w:t>
       </w:r>
       <w:r>
         <w:t xml:space="preserve"> </w:t>
